--- a/backend-exhibits/ShareFile to ShareFile Advanced Plan - Advanced Include.docx
+++ b/backend-exhibits/ShareFile to ShareFile Advanced Plan - Advanced Include.docx
@@ -16,6 +16,7 @@
         <w:tblCellMar>
           <w:top w:w="106" w:type="dxa"/>
           <w:left w:w="62" w:type="dxa"/>
+          <w:bottom w:w="0" w:type="dxa"/>
           <w:right w:w="115" w:type="dxa"/>
         </w:tblCellMar>
         <w:tblLook w:val="04A0" w:firstRow="1" w:lastRow="0" w:firstColumn="1" w:lastColumn="0" w:noHBand="0" w:noVBand="1"/>
@@ -42,19 +43,15 @@
           </w:tcPr>
           <w:p>
             <w:pPr>
+              <w:spacing w:after="0"/>
               <w:ind w:left="53"/>
               <w:jc w:val="center"/>
-              <w:rPr>
-                <w:sz w:val="21"/>
-                <w:szCs w:val="21"/>
-              </w:rPr>
             </w:pPr>
             <w:r>
               <w:rPr>
                 <w:rFonts w:ascii="Arial" w:eastAsia="Arial" w:hAnsi="Arial" w:cs="Arial"/>
                 <w:b/>
                 <w:sz w:val="21"/>
-                <w:szCs w:val="21"/>
               </w:rPr>
               <w:t xml:space="preserve">INCLUDED IN </w:t>
             </w:r>
@@ -64,7 +61,6 @@
                 <w:rFonts w:ascii="Arial" w:eastAsia="Arial" w:hAnsi="Arial" w:cs="Arial"/>
                 <w:b/>
                 <w:sz w:val="21"/>
-                <w:szCs w:val="21"/>
               </w:rPr>
               <w:t>ShareFile TO ShareFile</w:t>
             </w:r>
@@ -74,7 +70,6 @@
                 <w:rFonts w:ascii="Arial" w:eastAsia="Arial" w:hAnsi="Arial" w:cs="Arial"/>
                 <w:b/>
                 <w:sz w:val="21"/>
-                <w:szCs w:val="21"/>
               </w:rPr>
               <w:t xml:space="preserve"> MIGRATION FEATURES</w:t>
             </w:r>
@@ -97,18 +92,14 @@
           </w:tcPr>
           <w:p>
             <w:pPr>
+              <w:spacing w:after="0"/>
               <w:ind w:left="4"/>
-              <w:rPr>
-                <w:sz w:val="21"/>
-                <w:szCs w:val="21"/>
-              </w:rPr>
             </w:pPr>
             <w:r>
               <w:rPr>
                 <w:rFonts w:ascii="Arial" w:eastAsia="Arial" w:hAnsi="Arial" w:cs="Arial"/>
                 <w:b/>
-                <w:sz w:val="21"/>
-                <w:szCs w:val="21"/>
+                <w:sz w:val="19"/>
               </w:rPr>
               <w:t>Preserving File/Folder structure</w:t>
             </w:r>
@@ -126,17 +117,13 @@
           </w:tcPr>
           <w:p>
             <w:pPr>
-              <w:rPr>
-                <w:sz w:val="21"/>
-                <w:szCs w:val="21"/>
-              </w:rPr>
+              <w:spacing w:after="0"/>
             </w:pPr>
             <w:proofErr w:type="spellStart"/>
             <w:r>
               <w:rPr>
                 <w:rFonts w:ascii="Arial" w:eastAsia="Arial" w:hAnsi="Arial" w:cs="Arial"/>
-                <w:sz w:val="21"/>
-                <w:szCs w:val="21"/>
+                <w:sz w:val="19"/>
               </w:rPr>
               <w:t>CloudFuze</w:t>
             </w:r>
@@ -144,8 +131,7 @@
             <w:r>
               <w:rPr>
                 <w:rFonts w:ascii="Arial" w:eastAsia="Arial" w:hAnsi="Arial" w:cs="Arial"/>
-                <w:sz w:val="21"/>
-                <w:szCs w:val="21"/>
+                <w:sz w:val="19"/>
               </w:rPr>
               <w:t xml:space="preserve"> ensures the seamless migration of the data from the source cloud to destination, preserving the accuracy and integrity of the data structure.</w:t>
             </w:r>
@@ -168,18 +154,14 @@
           </w:tcPr>
           <w:p>
             <w:pPr>
+              <w:spacing w:after="0"/>
               <w:ind w:left="4"/>
-              <w:rPr>
-                <w:sz w:val="21"/>
-                <w:szCs w:val="21"/>
-              </w:rPr>
             </w:pPr>
             <w:r>
               <w:rPr>
                 <w:rFonts w:ascii="Arial" w:eastAsia="Arial" w:hAnsi="Arial" w:cs="Arial"/>
                 <w:b/>
-                <w:sz w:val="21"/>
-                <w:szCs w:val="21"/>
+                <w:sz w:val="19"/>
               </w:rPr>
               <w:t>Onetime</w:t>
             </w:r>
@@ -198,16 +180,12 @@
           </w:tcPr>
           <w:p>
             <w:pPr>
-              <w:rPr>
-                <w:sz w:val="21"/>
-                <w:szCs w:val="21"/>
-              </w:rPr>
+              <w:spacing w:after="0"/>
             </w:pPr>
             <w:r>
               <w:rPr>
                 <w:rFonts w:ascii="Arial" w:eastAsia="Arial" w:hAnsi="Arial" w:cs="Arial"/>
-                <w:sz w:val="21"/>
-                <w:szCs w:val="21"/>
+                <w:sz w:val="19"/>
               </w:rPr>
               <w:t>The initial data migration from source to destination is considered as One-time migration.</w:t>
             </w:r>
@@ -230,18 +208,14 @@
           </w:tcPr>
           <w:p>
             <w:pPr>
+              <w:spacing w:after="0"/>
               <w:ind w:left="4"/>
-              <w:rPr>
-                <w:sz w:val="21"/>
-                <w:szCs w:val="21"/>
-              </w:rPr>
             </w:pPr>
             <w:r>
               <w:rPr>
                 <w:rFonts w:ascii="Arial" w:eastAsia="Arial" w:hAnsi="Arial" w:cs="Arial"/>
                 <w:b/>
-                <w:sz w:val="21"/>
-                <w:szCs w:val="21"/>
+                <w:sz w:val="19"/>
               </w:rPr>
               <w:t>Delta</w:t>
             </w:r>
@@ -259,16 +233,12 @@
           </w:tcPr>
           <w:p>
             <w:pPr>
-              <w:rPr>
-                <w:sz w:val="21"/>
-                <w:szCs w:val="21"/>
-              </w:rPr>
+              <w:spacing w:after="0"/>
             </w:pPr>
             <w:r>
               <w:rPr>
                 <w:rFonts w:ascii="Arial" w:eastAsia="Arial" w:hAnsi="Arial" w:cs="Arial"/>
-                <w:sz w:val="21"/>
-                <w:szCs w:val="21"/>
+                <w:sz w:val="19"/>
               </w:rPr>
               <w:t>Migration of incremental changes made in source during the onetime migration.</w:t>
             </w:r>

--- a/backend-exhibits/ShareFile to ShareFile Advanced Plan - Advanced Include.docx
+++ b/backend-exhibits/ShareFile to ShareFile Advanced Plan - Advanced Include.docx
@@ -51,7 +51,7 @@
             </w:pPr>
             <w:r>
               <w:rPr>
-                <w:rFonts w:ascii="Arial" w:eastAsia="Arial" w:hAnsi="Arial" w:cs="Arial"/>
+                <w:rFonts w:ascii="Arial" w:hAnsi="Arial" w:cs="Arial" w:eastAsia="Arial"/>
                 <w:b/>
                 <w:sz w:val="21"/>
                 <w:szCs w:val="21"/>
@@ -61,7 +61,7 @@
             <w:proofErr w:type="gramStart"/>
             <w:r>
               <w:rPr>
-                <w:rFonts w:ascii="Arial" w:eastAsia="Arial" w:hAnsi="Arial" w:cs="Arial"/>
+                <w:rFonts w:ascii="Arial" w:hAnsi="Arial" w:cs="Arial" w:eastAsia="Arial"/>
                 <w:b/>
                 <w:sz w:val="21"/>
                 <w:szCs w:val="21"/>
@@ -71,7 +71,7 @@
             <w:proofErr w:type="gramEnd"/>
             <w:r>
               <w:rPr>
-                <w:rFonts w:ascii="Arial" w:eastAsia="Arial" w:hAnsi="Arial" w:cs="Arial"/>
+                <w:rFonts w:ascii="Arial" w:hAnsi="Arial" w:cs="Arial" w:eastAsia="Arial"/>
                 <w:b/>
                 <w:sz w:val="21"/>
                 <w:szCs w:val="21"/>
@@ -105,7 +105,7 @@
             </w:pPr>
             <w:r>
               <w:rPr>
-                <w:rFonts w:ascii="Arial" w:eastAsia="Arial" w:hAnsi="Arial" w:cs="Arial"/>
+                <w:rFonts w:ascii="Arial" w:hAnsi="Arial" w:cs="Arial" w:eastAsia="Arial"/>
                 <w:b/>
                 <w:sz w:val="21"/>
                 <w:szCs w:val="21"/>
@@ -134,7 +134,7 @@
             <w:proofErr w:type="spellStart"/>
             <w:r>
               <w:rPr>
-                <w:rFonts w:ascii="Arial" w:eastAsia="Arial" w:hAnsi="Arial" w:cs="Arial"/>
+                <w:rFonts w:ascii="Arial" w:hAnsi="Arial" w:cs="Arial" w:eastAsia="Arial"/>
                 <w:sz w:val="21"/>
                 <w:szCs w:val="21"/>
               </w:rPr>
@@ -143,7 +143,7 @@
             <w:proofErr w:type="spellEnd"/>
             <w:r>
               <w:rPr>
-                <w:rFonts w:ascii="Arial" w:eastAsia="Arial" w:hAnsi="Arial" w:cs="Arial"/>
+                <w:rFonts w:ascii="Arial" w:hAnsi="Arial" w:cs="Arial" w:eastAsia="Arial"/>
                 <w:sz w:val="21"/>
                 <w:szCs w:val="21"/>
               </w:rPr>
@@ -176,7 +176,7 @@
             </w:pPr>
             <w:r>
               <w:rPr>
-                <w:rFonts w:ascii="Arial" w:eastAsia="Arial" w:hAnsi="Arial" w:cs="Arial"/>
+                <w:rFonts w:ascii="Arial" w:hAnsi="Arial" w:cs="Arial" w:eastAsia="Arial"/>
                 <w:b/>
                 <w:sz w:val="21"/>
                 <w:szCs w:val="21"/>
@@ -205,7 +205,7 @@
             </w:pPr>
             <w:r>
               <w:rPr>
-                <w:rFonts w:ascii="Arial" w:eastAsia="Arial" w:hAnsi="Arial" w:cs="Arial"/>
+                <w:rFonts w:ascii="Arial" w:hAnsi="Arial" w:cs="Arial" w:eastAsia="Arial"/>
                 <w:sz w:val="21"/>
                 <w:szCs w:val="21"/>
               </w:rPr>
@@ -238,7 +238,7 @@
             </w:pPr>
             <w:r>
               <w:rPr>
-                <w:rFonts w:ascii="Arial" w:eastAsia="Arial" w:hAnsi="Arial" w:cs="Arial"/>
+                <w:rFonts w:ascii="Arial" w:hAnsi="Arial" w:cs="Arial" w:eastAsia="Arial"/>
                 <w:b/>
                 <w:sz w:val="21"/>
                 <w:szCs w:val="21"/>
@@ -266,7 +266,7 @@
             </w:pPr>
             <w:r>
               <w:rPr>
-                <w:rFonts w:ascii="Arial" w:eastAsia="Arial" w:hAnsi="Arial" w:cs="Arial"/>
+                <w:rFonts w:ascii="Arial" w:hAnsi="Arial" w:cs="Arial" w:eastAsia="Arial"/>
                 <w:sz w:val="21"/>
                 <w:szCs w:val="21"/>
               </w:rPr>
@@ -291,10 +291,10 @@
   <w:docDefaults>
     <w:rPrDefault>
       <w:rPr>
-        <w:rFonts w:asciiTheme="minorHAnsi" w:eastAsiaTheme="minorEastAsia" w:hAnsiTheme="minorHAnsi" w:cstheme="minorBidi"/>
+        <w:rFonts w:ascii="Arial" w:hAnsi="Arial" w:cs="Arial" w:eastAsia="Arial"/>
         <w:kern w:val="2"/>
-        <w:sz w:val="24"/>
-        <w:szCs w:val="24"/>
+        <w:sz w:val="21"/>
+        <w:szCs w:val="21"/>
         <w:lang w:val="en-IN" w:eastAsia="en-IN" w:bidi="ar-SA"/>
         <w14:ligatures w14:val="standardContextual"/>
       </w:rPr>
@@ -690,9 +690,9 @@
       <w:spacing w:line="259" w:lineRule="auto"/>
     </w:pPr>
     <w:rPr>
-      <w:rFonts w:ascii="Calibri" w:eastAsia="Calibri" w:hAnsi="Calibri" w:cs="Calibri"/>
+      <w:rFonts w:ascii="Arial" w:hAnsi="Arial" w:cs="Arial" w:eastAsia="Arial"/>
       <w:color w:val="000000"/>
-      <w:sz w:val="22"/>
+      <w:sz w:val="21"/>
     </w:rPr>
   </w:style>
   <w:style w:type="character" w:default="1" w:styleId="DefaultParagraphFont">
